--- a/Oron_Turgeman_Resume.docx
+++ b/Oron_Turgeman_Resume.docx
@@ -46,9 +46,9 @@
           <w:sz w:val="19"/>
           <w:szCs w:val="19"/>
         </w:rPr>
-        <w:t xml:space="preserve">Israel  ·  052-4541258  ·  </w:t>
-      </w:r>
-      <w:hyperlink w:history="1" r:id="rIdogxebrjv5fp37itzpwmun">
+        <w:t xml:space="preserve">Hadera, Israel  ·  052-4541258  ·  </w:t>
+      </w:r>
+      <w:hyperlink w:history="1" r:id="rId2abe6w139tqntnl642kyy">
         <w:r>
           <w:rPr>
             <w:rFonts w:ascii="Calibri" w:cs="Calibri" w:eastAsia="Calibri" w:hAnsi="Calibri"/>
@@ -68,7 +68,7 @@
         </w:rPr>
         <w:t xml:space="preserve">  ·  </w:t>
       </w:r>
-      <w:hyperlink w:history="1" r:id="rIdcqcphfszdsbj0vmw_1koi">
+      <w:hyperlink w:history="1" r:id="rIdbcyutqvgte6ri1e883thw">
         <w:r>
           <w:rPr>
             <w:rFonts w:ascii="Calibri" w:cs="Calibri" w:eastAsia="Calibri" w:hAnsi="Calibri"/>
@@ -88,7 +88,7 @@
         </w:rPr>
         <w:t xml:space="preserve">  ·  </w:t>
       </w:r>
-      <w:hyperlink w:history="1" r:id="rIdrfghzwopsszrw82kow4zw">
+      <w:hyperlink w:history="1" r:id="rIdvhlgw3rc3ajzknk3xx-wr">
         <w:r>
           <w:rPr>
             <w:rFonts w:ascii="Calibri" w:cs="Calibri" w:eastAsia="Calibri" w:hAnsi="Calibri"/>
@@ -1373,7 +1373,7 @@
         </w:rPr>
         <w:t xml:space="preserve">Full case studies, process and screens: </w:t>
       </w:r>
-      <w:hyperlink w:history="1" r:id="rIdmte0knqsbb_laxbvgr6bx">
+      <w:hyperlink w:history="1" r:id="rId6xcyfgiqwg_kzmfjzcyhx">
         <w:r>
           <w:rPr>
             <w:rFonts w:ascii="Calibri" w:cs="Calibri" w:eastAsia="Calibri" w:hAnsi="Calibri"/>
